--- a/Entregas/27-10-2026/proposta.docx
+++ b/Entregas/27-10-2026/proposta.docx
@@ -612,7 +612,7 @@
         <w:rPr>
           <w:lang w:val="pt-BR"/>
         </w:rPr>
-        <w:t>Python no Google Colab, com código no GitHub, usando as ferramentas vistas nas aulas:</w:t>
+        <w:t>Python em notebooks Jupyter executados localmente, com código no GitHub, usando as ferramentas vistas nas aulas:</w:t>
       </w:r>
     </w:p>
     <w:p>
